--- a/templates/prestacion-soltero.docx
+++ b/templates/prestacion-soltero.docx
@@ -145,16 +145,6 @@
       <w:r>
         <w:rPr>
           <w:rFonts w:ascii="Roboto Condensed" w:hAnsi="Roboto Condensed" w:cstheme="minorHAnsi"/>
-          <w:b/>
-          <w:bCs/>
-          <w:sz w:val="20"/>
-          <w:szCs w:val="20"/>
-        </w:rPr>
-        <w:t/>
-      </w:r>
-      <w:r>
-        <w:rPr>
-          <w:rFonts w:ascii="Roboto Condensed" w:hAnsi="Roboto Condensed" w:cstheme="minorHAnsi"/>
           <w:sz w:val="20"/>
           <w:szCs w:val="20"/>
         </w:rPr>
@@ -176,15 +166,35 @@
           <w:sz w:val="20"/>
           <w:szCs w:val="20"/>
         </w:rPr>
-        <w:t xml:space="preserve"> {ESTADO_CIVIL_PROP_MINUSCULA}</w:t>
-      </w:r>
-      <w:r>
-        <w:rPr>
-          <w:rFonts w:ascii="Roboto Condensed" w:hAnsi="Roboto Condensed" w:cstheme="minorHAnsi"/>
-          <w:sz w:val="20"/>
-          <w:szCs w:val="20"/>
-        </w:rPr>
-        <w:t xml:space="preserve">(a); por sus propios y personales derechos a quién, para los efectos del presente instrumento se le denominará </w:t>
+        <w:t xml:space="preserve"> {ESTADO_CIVIL_PROP_</w:t>
+      </w:r>
+      <w:proofErr w:type="gramStart"/>
+      <w:r>
+        <w:rPr>
+          <w:rFonts w:ascii="Roboto Condensed" w:hAnsi="Roboto Condensed" w:cstheme="minorHAnsi"/>
+          <w:b/>
+          <w:bCs/>
+          <w:sz w:val="20"/>
+          <w:szCs w:val="20"/>
+        </w:rPr>
+        <w:t>MINUSCULA}</w:t>
+      </w:r>
+      <w:r>
+        <w:rPr>
+          <w:rFonts w:ascii="Roboto Condensed" w:hAnsi="Roboto Condensed" w:cstheme="minorHAnsi"/>
+          <w:sz w:val="20"/>
+          <w:szCs w:val="20"/>
+        </w:rPr>
+        <w:t>(</w:t>
+      </w:r>
+      <w:proofErr w:type="gramEnd"/>
+      <w:r>
+        <w:rPr>
+          <w:rFonts w:ascii="Roboto Condensed" w:hAnsi="Roboto Condensed" w:cstheme="minorHAnsi"/>
+          <w:sz w:val="20"/>
+          <w:szCs w:val="20"/>
+        </w:rPr>
+        <w:t xml:space="preserve">a); por sus propios y personales derechos a quién, para los efectos del presente instrumento se le denominará </w:t>
       </w:r>
       <w:r>
         <w:rPr>
@@ -523,7 +533,7 @@
         <w:gridCol w:w="1208"/>
         <w:gridCol w:w="2337"/>
         <w:gridCol w:w="991"/>
-        <w:gridCol w:w="2380"/>
+        <w:gridCol w:w="1985"/>
       </w:tblGrid>
       <w:tr>
         <w:tc>
@@ -2260,7 +2270,25 @@
           <w:sz w:val="20"/>
           <w:szCs w:val="20"/>
         </w:rPr>
-        <w:t xml:space="preserve"> pueda ceder o delegar total o parcialmente los derechos y/o obligaciones del presente contrato a cualquier tercero sin necesidad de notificación alguna, en las mismas condiciones a las aquí señaladas, </w:t>
+        <w:t xml:space="preserve"> pueda ceder o delegar total o parcialmente los derechos y/</w:t>
+      </w:r>
+      <w:proofErr w:type="spellStart"/>
+      <w:r>
+        <w:rPr>
+          <w:rFonts w:ascii="Roboto Condensed" w:hAnsi="Roboto Condensed" w:cstheme="minorHAnsi"/>
+          <w:sz w:val="20"/>
+          <w:szCs w:val="20"/>
+        </w:rPr>
+        <w:t>o</w:t>
+      </w:r>
+      <w:proofErr w:type="spellEnd"/>
+      <w:r>
+        <w:rPr>
+          <w:rFonts w:ascii="Roboto Condensed" w:hAnsi="Roboto Condensed" w:cstheme="minorHAnsi"/>
+          <w:sz w:val="20"/>
+          <w:szCs w:val="20"/>
+        </w:rPr>
+        <w:t xml:space="preserve"> obligaciones del presente contrato a cualquier tercero sin necesidad de notificación alguna, en las mismas condiciones a las aquí señaladas, </w:t>
       </w:r>
       <w:r>
         <w:rPr>
@@ -3131,6 +3159,27 @@
                               <w:t>EL INTERMEDIARIO</w:t>
                             </w:r>
                           </w:p>
+                          <w:p>
+                            <w:pPr>
+                              <w:jc w:val="center"/>
+                              <w:rPr>
+                                <w:rFonts w:ascii="Roboto Condensed" w:hAnsi="Roboto Condensed"/>
+                                <w:sz w:val="22"/>
+                                <w:szCs w:val="22"/>
+                                <w:lang w:val="es-EC"/>
+                              </w:rPr>
+                            </w:pPr>
+                            <w:r>
+                              <w:rPr>
+                                <w:rFonts w:ascii="Roboto Condensed" w:hAnsi="Roboto Condensed" w:cstheme="minorHAnsi"/>
+                                <w:b/>
+                                <w:bCs/>
+                                <w:sz w:val="20"/>
+                                <w:szCs w:val="20"/>
+                              </w:rPr>
+                              <w:t>AUTOCOR-AUTOPLAZA S.A.S.</w:t>
+                            </w:r>
+                          </w:p>
                         </w:txbxContent>
                       </wps:txbx>
                       <wps:bodyPr rot="0" spcFirstLastPara="0" vertOverflow="overflow" horzOverflow="overflow" vert="horz" wrap="square" lIns="91440" tIns="45720" rIns="91440" bIns="45720" numCol="1" spcCol="0" rtlCol="0" fromWordArt="0" anchor="t" anchorCtr="0" forceAA="0" compatLnSpc="1">
@@ -3183,6 +3232,27 @@
                           <w:lang w:val="es-EC"/>
                         </w:rPr>
                         <w:t>EL INTERMEDIARIO</w:t>
+                      </w:r>
+                    </w:p>
+                    <w:p>
+                      <w:pPr>
+                        <w:jc w:val="center"/>
+                        <w:rPr>
+                          <w:rFonts w:ascii="Roboto Condensed" w:hAnsi="Roboto Condensed"/>
+                          <w:sz w:val="22"/>
+                          <w:szCs w:val="22"/>
+                          <w:lang w:val="es-EC"/>
+                        </w:rPr>
+                      </w:pPr>
+                      <w:r>
+                        <w:rPr>
+                          <w:rFonts w:ascii="Roboto Condensed" w:hAnsi="Roboto Condensed" w:cstheme="minorHAnsi"/>
+                          <w:b/>
+                          <w:bCs/>
+                          <w:sz w:val="20"/>
+                          <w:szCs w:val="20"/>
+                        </w:rPr>
+                        <w:t>AUTOCOR-AUTOPLAZA S.A.S.</w:t>
                       </w:r>
                     </w:p>
                   </w:txbxContent>
@@ -3277,6 +3347,27 @@
                               <w:t>EL CLIENTE</w:t>
                             </w:r>
                           </w:p>
+                          <w:p>
+                            <w:pPr>
+                              <w:jc w:val="center"/>
+                              <w:rPr>
+                                <w:rFonts w:ascii="Roboto Condensed" w:hAnsi="Roboto Condensed"/>
+                                <w:sz w:val="22"/>
+                                <w:szCs w:val="22"/>
+                                <w:lang w:val="es-EC"/>
+                              </w:rPr>
+                            </w:pPr>
+                            <w:r>
+                              <w:rPr>
+                                <w:rFonts w:ascii="Roboto Condensed" w:hAnsi="Roboto Condensed" w:cstheme="minorHAnsi"/>
+                                <w:b/>
+                                <w:bCs/>
+                                <w:sz w:val="20"/>
+                                <w:szCs w:val="20"/>
+                              </w:rPr>
+                              <w:t>{NOMBRE_PROP}</w:t>
+                            </w:r>
+                          </w:p>
                         </w:txbxContent>
                       </wps:txbx>
                       <wps:bodyPr rot="0" spcFirstLastPara="0" vertOverflow="overflow" horzOverflow="overflow" vert="horz" wrap="square" lIns="91440" tIns="45720" rIns="91440" bIns="45720" numCol="1" spcCol="0" rtlCol="0" fromWordArt="0" anchor="t" anchorCtr="0" forceAA="0" compatLnSpc="1">
@@ -3324,6 +3415,27 @@
                           <w:lang w:val="es-EC"/>
                         </w:rPr>
                         <w:t>EL CLIENTE</w:t>
+                      </w:r>
+                    </w:p>
+                    <w:p>
+                      <w:pPr>
+                        <w:jc w:val="center"/>
+                        <w:rPr>
+                          <w:rFonts w:ascii="Roboto Condensed" w:hAnsi="Roboto Condensed"/>
+                          <w:sz w:val="22"/>
+                          <w:szCs w:val="22"/>
+                          <w:lang w:val="es-EC"/>
+                        </w:rPr>
+                      </w:pPr>
+                      <w:r>
+                        <w:rPr>
+                          <w:rFonts w:ascii="Roboto Condensed" w:hAnsi="Roboto Condensed" w:cstheme="minorHAnsi"/>
+                          <w:b/>
+                          <w:bCs/>
+                          <w:sz w:val="20"/>
+                          <w:szCs w:val="20"/>
+                        </w:rPr>
+                        <w:t>{NOMBRE_PROP}</w:t>
                       </w:r>
                     </w:p>
                   </w:txbxContent>
